--- a/packs/kz/templates/generic/lawsuit.docx
+++ b/packs/kz/templates/generic/lawsuit.docx
@@ -11,11 +11,57 @@
       </w:r>
     </w:p>
     <w:p>
+      <w:r>
+        <w:t>{%p if addressee.id %}</w:t>
+      </w:r>
+    </w:p>
+    <w:p>
       <w:pPr>
         <w:jc w:val="right"/>
       </w:pPr>
       <w:r>
-        <w:t>{% if addressee.id %}БИН: {{ addressee.id }}{% endif %}</w:t>
+        <w:t>{{ 'ИИН' if addressee.kind == 'person' else 'БИН' }}: {{ addressee.id }}</w:t>
+      </w:r>
+    </w:p>
+    <w:p>
+      <w:r>
+        <w:t>{%p endif %}</w:t>
+      </w:r>
+    </w:p>
+    <w:p>
+      <w:r>
+        <w:t>{%p if addressee.address %}</w:t>
+      </w:r>
+    </w:p>
+    <w:p>
+      <w:pPr>
+        <w:jc w:val="right"/>
+      </w:pPr>
+      <w:r>
+        <w:t>Адрес: {{ addressee.address }}</w:t>
+      </w:r>
+    </w:p>
+    <w:p>
+      <w:r>
+        <w:t>{%p endif %}</w:t>
+      </w:r>
+    </w:p>
+    <w:p>
+      <w:r>
+        <w:t>{%p if addressee.email %}</w:t>
+      </w:r>
+    </w:p>
+    <w:p>
+      <w:pPr>
+        <w:jc w:val="right"/>
+      </w:pPr>
+      <w:r>
+        <w:t>E-mail: {{ addressee.email }}</w:t>
+      </w:r>
+    </w:p>
+    <w:p>
+      <w:r>
+        <w:t>{%p endif %}</w:t>
       </w:r>
     </w:p>
     <w:p>
@@ -27,11 +73,57 @@
       </w:r>
     </w:p>
     <w:p>
+      <w:r>
+        <w:t>{%p if f.applicant_birth_date %}</w:t>
+      </w:r>
+    </w:p>
+    <w:p>
       <w:pPr>
         <w:jc w:val="right"/>
       </w:pPr>
       <w:r>
-        <w:t>{% if applicant.id %}ИИН: {{ applicant.id }}{% endif %}</w:t>
+        <w:t>Дата рождения: {{ f.applicant_birth_date }}</w:t>
+      </w:r>
+    </w:p>
+    <w:p>
+      <w:r>
+        <w:t>{%p endif %}</w:t>
+      </w:r>
+    </w:p>
+    <w:p>
+      <w:r>
+        <w:t>{%p if applicant.id %}</w:t>
+      </w:r>
+    </w:p>
+    <w:p>
+      <w:pPr>
+        <w:jc w:val="right"/>
+      </w:pPr>
+      <w:r>
+        <w:t>ИИН: {{ applicant.id }}</w:t>
+      </w:r>
+    </w:p>
+    <w:p>
+      <w:r>
+        <w:t>{%p endif %}</w:t>
+      </w:r>
+    </w:p>
+    <w:p>
+      <w:r>
+        <w:t>{%p if applicant.address %}</w:t>
+      </w:r>
+    </w:p>
+    <w:p>
+      <w:pPr>
+        <w:jc w:val="right"/>
+      </w:pPr>
+      <w:r>
+        <w:t>Адрес: {{ applicant.address }}</w:t>
+      </w:r>
+    </w:p>
+    <w:p>
+      <w:r>
+        <w:t>{%p endif %}</w:t>
       </w:r>
     </w:p>
     <w:p>
@@ -43,11 +135,81 @@
       </w:r>
     </w:p>
     <w:p>
+      <w:r>
+        <w:t>{%p if f.applicant_email %}</w:t>
+      </w:r>
+    </w:p>
+    <w:p>
       <w:pPr>
         <w:jc w:val="right"/>
       </w:pPr>
       <w:r>
-        <w:t>Адрес: {{ f.applicant_address }}</w:t>
+        <w:t>E-mail: {{ f.applicant_email }}</w:t>
+      </w:r>
+    </w:p>
+    <w:p>
+      <w:r>
+        <w:t>{%p endif %}</w:t>
+      </w:r>
+    </w:p>
+    <w:p>
+      <w:pPr>
+        <w:jc w:val="right"/>
+      </w:pPr>
+      <w:r>
+        <w:t>Ответчик: {{ respondent.name }}</w:t>
+      </w:r>
+    </w:p>
+    <w:p>
+      <w:r>
+        <w:t>{%p if respondent.id %}</w:t>
+      </w:r>
+    </w:p>
+    <w:p>
+      <w:pPr>
+        <w:jc w:val="right"/>
+      </w:pPr>
+      <w:r>
+        <w:t>{{ 'ИИН' if respondent.kind == 'person' else 'БИН' }}: {{ respondent.id }}</w:t>
+      </w:r>
+    </w:p>
+    <w:p>
+      <w:r>
+        <w:t>{%p endif %}</w:t>
+      </w:r>
+    </w:p>
+    <w:p>
+      <w:pPr>
+        <w:jc w:val="right"/>
+      </w:pPr>
+      <w:r>
+        <w:t>{{ 'Место нахождения' if respondent.kind == 'business' else 'Место жительства' }}: {{ respondent.address or '[не известно истцу — уточнит юрист]' }}</w:t>
+      </w:r>
+    </w:p>
+    <w:p>
+      <w:r>
+        <w:t>{%p if respondent.email %}</w:t>
+      </w:r>
+    </w:p>
+    <w:p>
+      <w:pPr>
+        <w:jc w:val="right"/>
+      </w:pPr>
+      <w:r>
+        <w:t>E-mail: {{ respondent.email }}</w:t>
+      </w:r>
+    </w:p>
+    <w:p>
+      <w:r>
+        <w:t>{%p endif %}</w:t>
+      </w:r>
+    </w:p>
+    <w:p>
+      <w:pPr>
+        <w:jc w:val="right"/>
+      </w:pPr>
+      <w:r>
+        <w:t>Цена иска: {% if f.amount %}{{ f.amount }} {{ currency }}{% else %}[рассчитает юрист]{% endif %}</w:t>
       </w:r>
     </w:p>
     <w:p>
@@ -73,14 +235,8 @@
       </w:r>
     </w:p>
     <w:p>
-      <w:pPr>
-        <w:jc w:val="both"/>
-      </w:pPr>
       <w:r>
-        <w:rPr>
-          <w:b w:val="0"/>
-        </w:rPr>
-        <w:t>Ответчик / лицо, на действия которого подается обращение: {{ f.respondent_name }}.</w:t>
+        <w:t>{%p if f.event_date or f.amount or f.decision_number %}</w:t>
       </w:r>
     </w:p>
     <w:p>
@@ -91,7 +247,33 @@
         <w:rPr>
           <w:b w:val="0"/>
         </w:rPr>
-        <w:t>{% if f.event_date %}Дата события: {{ f.event_date }}.{% endif %}{% if f.amount %} Сумма требований: {{ f.amount }} {{ currency }}.{% endif %}</w:t>
+        <w:t>{% if f.decision_number %}{{ labels.decision_number }}: {{ f.decision_number }}. {% endif %}{% if f.event_date %}{{ labels.event_date }}: {{ f.event_date }}.{% endif %}{% if f.amount %} {{ labels.amount }}: {{ f.amount }} {{ currency }}.{% endif %}</w:t>
+      </w:r>
+    </w:p>
+    <w:p>
+      <w:r>
+        <w:t>{%p endif %}</w:t>
+      </w:r>
+    </w:p>
+    <w:p>
+      <w:r>
+        <w:t>{%p if f.children_info %}</w:t>
+      </w:r>
+    </w:p>
+    <w:p>
+      <w:pPr>
+        <w:jc w:val="both"/>
+      </w:pPr>
+      <w:r>
+        <w:rPr>
+          <w:b w:val="0"/>
+        </w:rPr>
+        <w:t>{{ labels.children_info }}: {{ f.children_info }}.</w:t>
+      </w:r>
+    </w:p>
+    <w:p>
+      <w:r>
+        <w:t>{%p endif %}</w:t>
       </w:r>
     </w:p>
     <w:p>
@@ -118,7 +300,7 @@
         <w:rPr>
           <w:b/>
         </w:rPr>
-        <w:t>Ранее предпринятые действия:</w:t>
+        <w:t>Досудебное обращение к ответчику:</w:t>
       </w:r>
     </w:p>
     <w:p>
@@ -176,7 +358,7 @@
     </w:p>
     <w:p>
       <w:r>
-        <w:t>{%p if evidence %}</w:t>
+        <w:t>{%p if evidence or previous_actions or true %}</w:t>
       </w:r>
     </w:p>
     <w:p>
@@ -192,17 +374,47 @@
     </w:p>
     <w:p>
       <w:r>
+        <w:t>{%p set n = namespace(i=0) %}</w:t>
+      </w:r>
+    </w:p>
+    <w:p>
+      <w:r>
         <w:t>{%p for e in evidence %}</w:t>
       </w:r>
     </w:p>
     <w:p>
       <w:r>
-        <w:t>{{ loop.index }}. {{ e }}</w:t>
+        <w:t>{% set n.i = n.i + 1 %}{{ n.i }}. {{ e }}</w:t>
       </w:r>
     </w:p>
     <w:p>
       <w:r>
         <w:t>{%p endfor %}</w:t>
+      </w:r>
+    </w:p>
+    <w:p>
+      <w:r>
+        <w:t>{%p for a in previous_actions %}</w:t>
+      </w:r>
+    </w:p>
+    <w:p>
+      <w:r>
+        <w:t>{% set n.i = n.i + 1 %}{{ n.i }}. Копия документа «{{ a.title }}» от {{ a.date }}{% if a.response %} и ответ на него (или сведения о его отсутствии){% endif %}.</w:t>
+      </w:r>
+    </w:p>
+    <w:p>
+      <w:r>
+        <w:t>{%p endfor %}</w:t>
+      </w:r>
+    </w:p>
+    <w:p>
+      <w:r>
+        <w:t>{% set n.i = n.i + 1 %}{{ n.i }}. Копия искового заявления и приложенных к нему документов по числу ответчиков.</w:t>
+      </w:r>
+    </w:p>
+    <w:p>
+      <w:r>
+        <w:t>{% set n.i = n.i + 1 %}{{ n.i }}. Документ, подтверждающий уплату государственной пошлины, если она уплачивается (размер и основания освобождения уточнит юрист).</w:t>
       </w:r>
     </w:p>
     <w:p>

--- a/packs/kz/templates/generic/lawsuit.docx
+++ b/packs/kz/templates/generic/lawsuit.docx
@@ -209,7 +209,7 @@
         <w:jc w:val="right"/>
       </w:pPr>
       <w:r>
-        <w:t>Цена иска: {% if f.amount %}{{ f.amount }} {{ currency }}{% else %}[рассчитает юрист]{% endif %}</w:t>
+        <w:t>Цена иска: {% if f.claim_amount or f.amount %}{{ f.claim_amount or f.amount }} {{ currency }}{% else %}[рассчитает юрист]{% endif %}</w:t>
       </w:r>
     </w:p>
     <w:p>
@@ -236,7 +236,7 @@
     </w:p>
     <w:p>
       <w:r>
-        <w:t>{%p if f.event_date or f.amount or f.decision_number %}</w:t>
+        <w:t>{%p if f.event_date or f.amount or f.claim_amount or f.decision_number %}</w:t>
       </w:r>
     </w:p>
     <w:p>
@@ -247,7 +247,7 @@
         <w:rPr>
           <w:b w:val="0"/>
         </w:rPr>
-        <w:t>{% if f.decision_number %}{{ labels.decision_number }}: {{ f.decision_number }}. {% endif %}{% if f.event_date %}{{ labels.event_date }}: {{ f.event_date }}.{% endif %}{% if f.amount %} {{ labels.amount }}: {{ f.amount }} {{ currency }}.{% endif %}</w:t>
+        <w:t>{% if f.decision_number %}{{ labels.decision_number }}: {{ f.decision_number }}. {% endif %}{% if f.event_date %}{{ labels.event_date }}: {{ f.event_date }}.{% endif %}{% if f.amount %} {{ labels.amount }}: {{ f.amount }} {{ currency }}.{% endif %}{% if f.claim_amount %} {{ labels.claim_amount }}: {{ f.claim_amount }} {{ currency }}.{% endif %}</w:t>
       </w:r>
     </w:p>
     <w:p>

--- a/packs/kz/templates/generic/lawsuit.docx
+++ b/packs/kz/templates/generic/lawsuit.docx
@@ -183,7 +183,7 @@
         <w:jc w:val="right"/>
       </w:pPr>
       <w:r>
-        <w:t>{{ 'Место нахождения' if respondent.kind == 'business' else 'Место жительства' }}: {{ respondent.address or '[не известно истцу — уточнит юрист]' }}</w:t>
+        <w:t>{{ 'Место нахождения' if respondent.kind == 'business' else 'Место жительства' }}: {{ respondent.address or 'неизвестно истцу' }}</w:t>
       </w:r>
     </w:p>
     <w:p>
@@ -209,7 +209,7 @@
         <w:jc w:val="right"/>
       </w:pPr>
       <w:r>
-        <w:t>Цена иска: {% if f.claim_amount or f.amount %}{{ f.claim_amount or f.amount }} {{ currency }}{% else %}[рассчитает юрист]{% endif %}</w:t>
+        <w:t>Цена иска: {% if f.claim_amount or f.amount %}{{ f.claim_amount or f.amount }} {{ currency }}{% elif f.respondent_income and f.children_count %}{% set k = (f.children_count|string|trim|int) %}{% set inc = (f.respondent_income|string|replace(' ', '')|replace(' ', '')|replace(',', '.')|float) %}{{ '{:,.0f}'.format(inc * (0.25 if k == 1 else (0.3333333333 if k == 2 else 0.5)) * 12).replace(',', ' ') }} {{ currency }} (совокупность платежей за год — ГПК РК, ст. 104 ч. 1 пп. 5){% elif f.children_count %}не определена: истцу неизвестен доход ответчика; определяется совокупностью платежей за год (ГПК РК, ст. 104 ч. 1 пп. 5){% else %}не указана{% endif %}</w:t>
       </w:r>
     </w:p>
     <w:p>
@@ -414,7 +414,7 @@
     </w:p>
     <w:p>
       <w:r>
-        <w:t>{% set n.i = n.i + 1 %}{{ n.i }}. Документ, подтверждающий уплату государственной пошлины, если она уплачивается (размер и основания освобождения уточнит юрист).</w:t>
+        <w:t>{% set n.i = n.i + 1 %}{{ n.i }}. Документ об уплате государственной пошлины — если иск ею облагается (истцы по искам о взыскании алиментов и оплаты труда освобождены: Налоговый кодекс РК, ст. 668).</w:t>
       </w:r>
     </w:p>
     <w:p>

--- a/packs/kz/templates/generic/lawsuit.docx
+++ b/packs/kz/templates/generic/lawsuit.docx
@@ -236,7 +236,7 @@
     </w:p>
     <w:p>
       <w:r>
-        <w:t>{%p if f.event_date or f.amount or f.claim_amount or f.decision_number %}</w:t>
+        <w:t>{%p if f.decision_number %}</w:t>
       </w:r>
     </w:p>
     <w:p>
@@ -247,7 +247,7 @@
         <w:rPr>
           <w:b w:val="0"/>
         </w:rPr>
-        <w:t>{% if f.decision_number %}{{ labels.decision_number }}: {{ f.decision_number }}. {% endif %}{% if f.event_date %}{{ labels.event_date }}: {{ f.event_date }}.{% endif %}{% if f.amount %} {{ labels.amount }}: {{ f.amount }} {{ currency }}.{% endif %}{% if f.claim_amount %} {{ labels.claim_amount }}: {{ f.claim_amount }} {{ currency }}.{% endif %}</w:t>
+        <w:t>{{ labels.decision_number }}: {{ f.decision_number }}.</w:t>
       </w:r>
     </w:p>
     <w:p>
